--- a/files/物料器材暫置告示牌.docx
+++ b/files/物料器材暫置告示牌.docx
@@ -305,7 +305,7 @@
                 <w:sz w:val="48"/>
                 <w:szCs w:val="48"/>
               </w:rPr>
-              <w:t>(連 絡 電 話)</w:t>
+              <w:t>(姓   名)</w:t>
             </w:r>
           </w:p>
         </w:tc>
@@ -340,6 +340,7 @@
               <w:spacing w:line="520" w:lineRule="exact"/>
               <w:jc w:val="center"/>
               <w:rPr>
+                <w:rFonts w:ascii="標楷體" w:eastAsia="標楷體"/>
                 <w:b/>
                 <w:color w:val="000000" w:themeColor="text1"/>
                 <w:sz w:val="48"/>
@@ -348,13 +349,35 @@
             </w:pPr>
             <w:r>
               <w:rPr>
-                <w:rFonts w:ascii="標楷體" w:eastAsia="標楷體" w:hAnsi="標楷體" w:hint="eastAsia"/>
+                <w:rFonts w:ascii="標楷體" w:eastAsia="標楷體" w:hint="eastAsia"/>
                 <w:b/>
                 <w:color w:val="000000" w:themeColor="text1"/>
                 <w:sz w:val="48"/>
                 <w:szCs w:val="48"/>
               </w:rPr>
-              <w:t>申  請  期  間</w:t>
+              <w:t>工 作 負 責 人</w:t>
+            </w:r>
+          </w:p>
+          <w:p>
+            <w:pPr>
+              <w:spacing w:line="520" w:lineRule="exact"/>
+              <w:jc w:val="center"/>
+              <w:rPr>
+                <w:b/>
+                <w:color w:val="000000" w:themeColor="text1"/>
+                <w:sz w:val="48"/>
+                <w:szCs w:val="48"/>
+              </w:rPr>
+            </w:pPr>
+            <w:r>
+              <w:rPr>
+                <w:rFonts w:ascii="標楷體" w:eastAsia="標楷體" w:hint="eastAsia"/>
+                <w:b/>
+                <w:color w:val="000000" w:themeColor="text1"/>
+                <w:sz w:val="48"/>
+                <w:szCs w:val="48"/>
+              </w:rPr>
+              <w:t>(連 絡 電 話)</w:t>
             </w:r>
           </w:p>
         </w:tc>
@@ -398,96 +421,13 @@
             </w:pPr>
             <w:r>
               <w:rPr>
-                <w:rFonts w:ascii="標楷體" w:eastAsia="標楷體" w:hint="eastAsia"/>
+                <w:rFonts w:ascii="標楷體" w:eastAsia="標楷體" w:hAnsi="標楷體" w:hint="eastAsia"/>
                 <w:b/>
                 <w:color w:val="000000" w:themeColor="text1"/>
                 <w:sz w:val="48"/>
                 <w:szCs w:val="48"/>
               </w:rPr>
-              <w:t>工 作 負 責 人</w:t>
-            </w:r>
-          </w:p>
-          <w:p>
-            <w:pPr>
-              <w:spacing w:line="520" w:lineRule="exact"/>
-              <w:jc w:val="center"/>
-              <w:rPr>
-                <w:rFonts w:ascii="標楷體" w:eastAsia="標楷體"/>
-                <w:b/>
-                <w:color w:val="000000" w:themeColor="text1"/>
-                <w:sz w:val="48"/>
-                <w:szCs w:val="48"/>
-              </w:rPr>
-            </w:pPr>
-            <w:r>
-              <w:rPr>
-                <w:rFonts w:ascii="標楷體" w:eastAsia="標楷體" w:hint="eastAsia"/>
-                <w:b/>
-                <w:color w:val="000000" w:themeColor="text1"/>
-                <w:sz w:val="48"/>
-                <w:szCs w:val="48"/>
-              </w:rPr>
-              <w:t>(連</w:t>
-            </w:r>
-            <w:r>
-              <w:rPr>
-                <w:rFonts w:ascii="標楷體" w:eastAsia="標楷體" w:hint="eastAsia"/>
-                <w:b/>
-                <w:color w:val="000000" w:themeColor="text1"/>
-                <w:sz w:val="48"/>
-                <w:szCs w:val="48"/>
-              </w:rPr>
-              <w:t xml:space="preserve"> </w:t>
-            </w:r>
-            <w:r>
-              <w:rPr>
-                <w:rFonts w:ascii="標楷體" w:eastAsia="標楷體" w:hint="eastAsia"/>
-                <w:b/>
-                <w:color w:val="000000" w:themeColor="text1"/>
-                <w:sz w:val="48"/>
-                <w:szCs w:val="48"/>
-              </w:rPr>
-              <w:t>絡</w:t>
-            </w:r>
-            <w:r>
-              <w:rPr>
-                <w:rFonts w:ascii="標楷體" w:eastAsia="標楷體" w:hint="eastAsia"/>
-                <w:b/>
-                <w:color w:val="000000" w:themeColor="text1"/>
-                <w:sz w:val="48"/>
-                <w:szCs w:val="48"/>
-              </w:rPr>
-              <w:t xml:space="preserve"> </w:t>
-            </w:r>
-            <w:r>
-              <w:rPr>
-                <w:rFonts w:ascii="標楷體" w:eastAsia="標楷體" w:hint="eastAsia"/>
-                <w:b/>
-                <w:color w:val="000000" w:themeColor="text1"/>
-                <w:sz w:val="48"/>
-                <w:szCs w:val="48"/>
-              </w:rPr>
-              <w:t>電</w:t>
-            </w:r>
-            <w:r>
-              <w:rPr>
-                <w:rFonts w:ascii="標楷體" w:eastAsia="標楷體" w:hint="eastAsia"/>
-                <w:b/>
-                <w:color w:val="000000" w:themeColor="text1"/>
-                <w:sz w:val="48"/>
-                <w:szCs w:val="48"/>
-              </w:rPr>
-              <w:t xml:space="preserve"> </w:t>
-            </w:r>
-            <w:r>
-              <w:rPr>
-                <w:rFonts w:ascii="標楷體" w:eastAsia="標楷體" w:hint="eastAsia"/>
-                <w:b/>
-                <w:color w:val="000000" w:themeColor="text1"/>
-                <w:sz w:val="48"/>
-                <w:szCs w:val="48"/>
-              </w:rPr>
-              <w:t>話)</w:t>
+              <w:t>申  請  期  間</w:t>
             </w:r>
           </w:p>
         </w:tc>
@@ -636,7 +576,6 @@
       </w:pPr>
     </w:p>
     <w:sectPr>
-      <w:headerReference w:type="default" r:id="rId8"/>
       <w:pgSz w:w="16840" w:h="11907" w:orient="landscape" w:code="9"/>
       <w:pgMar w:top="720" w:right="720" w:bottom="720" w:left="720" w:header="284" w:footer="731" w:gutter="397"/>
       <w:cols w:space="425"/>
@@ -684,16 +623,6 @@
 </w:footnotes>
 </file>
 
-<file path=word/header1.xml><?xml version="1.0" encoding="utf-8"?>
-<w:hdr xmlns:wpc="http://schemas.microsoft.com/office/word/2010/wordprocessingCanvas" xmlns:cx="http://schemas.microsoft.com/office/drawing/2014/chartex" xmlns:cx1="http://schemas.microsoft.com/office/drawing/2015/9/8/chartex" xmlns:cx2="http://schemas.microsoft.com/office/drawing/2015/10/21/chartex" xmlns:cx3="http://schemas.microsoft.com/office/drawing/2016/5/9/chartex" xmlns:cx4="http://schemas.microsoft.com/office/drawing/2016/5/10/chartex" xmlns:cx5="http://schemas.microsoft.com/office/drawing/2016/5/11/chartex" xmlns:cx6="http://schemas.microsoft.com/office/drawing/2016/5/12/chartex" xmlns:cx7="http://schemas.microsoft.com/office/drawing/2016/5/13/chartex" xmlns:cx8="http://schemas.microsoft.com/office/drawing/2016/5/14/chartex" xmlns:mc="http://schemas.openxmlformats.org/markup-compatibility/2006" xmlns:aink="http://schemas.microsoft.com/office/drawing/2016/ink" xmlns:am3d="http://schemas.microsoft.com/office/drawing/2017/model3d" xmlns:o="urn:schemas-microsoft-com:office:office" xmlns:oel="http://schemas.microsoft.com/office/2019/extlst" xmlns:r="http://schemas.openxmlformats.org/officeDocument/2006/relationships" xmlns:m="http://schemas.openxmlformats.org/officeDocument/2006/math" xmlns:v="urn:schemas-microsoft-com:vml" xmlns:wp14="http://schemas.microsoft.com/office/word/2010/wordprocessingDrawing" xmlns:wp="http://schemas.openxmlformats.org/drawingml/2006/wordprocessingDrawing" xmlns:w10="urn:schemas-microsoft-com:office:word" xmlns:w="http://schemas.openxmlformats.org/wordprocessingml/2006/main" xmlns:w14="http://schemas.microsoft.com/office/word/2010/wordml" xmlns:w15="http://schemas.microsoft.com/office/word/2012/wordml" xmlns:w16cex="http://schemas.microsoft.com/office/word/2018/wordml/cex" xmlns:w16cid="http://schemas.microsoft.com/office/word/2016/wordml/cid" xmlns:w16="http://schemas.microsoft.com/office/word/2018/wordml" xmlns:w16sdtdh="http://schemas.microsoft.com/office/word/2020/wordml/sdtdatahash" xmlns:w16se="http://schemas.microsoft.com/office/word/2015/wordml/symex" xmlns:wpg="http://schemas.microsoft.com/office/word/2010/wordprocessingGroup" xmlns:wpi="http://schemas.microsoft.com/office/word/2010/wordprocessingInk" xmlns:wne="http://schemas.microsoft.com/office/word/2006/wordml" xmlns:wps="http://schemas.microsoft.com/office/word/2010/wordprocessingShape" mc:Ignorable="w14 w15 w16se w16cid w16 w16cex w16sdtdh wp14">
-  <w:p>
-    <w:pPr>
-      <w:pStyle w:val="af7"/>
-    </w:pPr>
-  </w:p>
-</w:hdr>
-</file>
-
 <file path=word/numbering.xml><?xml version="1.0" encoding="utf-8"?>
 <w:numbering xmlns:wpc="http://schemas.microsoft.com/office/word/2010/wordprocessingCanvas" xmlns:cx="http://schemas.microsoft.com/office/drawing/2014/chartex" xmlns:cx1="http://schemas.microsoft.com/office/drawing/2015/9/8/chartex" xmlns:cx2="http://schemas.microsoft.com/office/drawing/2015/10/21/chartex" xmlns:cx3="http://schemas.microsoft.com/office/drawing/2016/5/9/chartex" xmlns:cx4="http://schemas.microsoft.com/office/drawing/2016/5/10/chartex" xmlns:cx5="http://schemas.microsoft.com/office/drawing/2016/5/11/chartex" xmlns:cx6="http://schemas.microsoft.com/office/drawing/2016/5/12/chartex" xmlns:cx7="http://schemas.microsoft.com/office/drawing/2016/5/13/chartex" xmlns:cx8="http://schemas.microsoft.com/office/drawing/2016/5/14/chartex" xmlns:mc="http://schemas.openxmlformats.org/markup-compatibility/2006" xmlns:aink="http://schemas.microsoft.com/office/drawing/2016/ink" xmlns:am3d="http://schemas.microsoft.com/office/drawing/2017/model3d" xmlns:o="urn:schemas-microsoft-com:office:office" xmlns:oel="http://schemas.microsoft.com/office/2019/extlst" xmlns:r="http://schemas.openxmlformats.org/officeDocument/2006/relationships" xmlns:m="http://schemas.openxmlformats.org/officeDocument/2006/math" xmlns:v="urn:schemas-microsoft-com:vml" xmlns:wp14="http://schemas.microsoft.com/office/word/2010/wordprocessingDrawing" xmlns:wp="http://schemas.openxmlformats.org/drawingml/2006/wordprocessingDrawing" xmlns:w10="urn:schemas-microsoft-com:office:word" xmlns:w="http://schemas.openxmlformats.org/wordprocessingml/2006/main" xmlns:w14="http://schemas.microsoft.com/office/word/2010/wordml" xmlns:w15="http://schemas.microsoft.com/office/word/2012/wordml" xmlns:w16cex="http://schemas.microsoft.com/office/word/2018/wordml/cex" xmlns:w16cid="http://schemas.microsoft.com/office/word/2016/wordml/cid" xmlns:w16="http://schemas.microsoft.com/office/word/2018/wordml" xmlns:w16sdtdh="http://schemas.microsoft.com/office/word/2020/wordml/sdtdatahash" xmlns:w16se="http://schemas.microsoft.com/office/word/2015/wordml/symex" xmlns:wpg="http://schemas.microsoft.com/office/word/2010/wordprocessingGroup" xmlns:wpi="http://schemas.microsoft.com/office/word/2010/wordprocessingInk" xmlns:wne="http://schemas.microsoft.com/office/word/2006/wordml" xmlns:wps="http://schemas.microsoft.com/office/word/2010/wordprocessingShape" mc:Ignorable="w14 w15 w16se w16cid w16 w16cex w16sdtdh wp14">
   <w:numPicBullet w:numPicBulletId="0">
@@ -717,7 +646,7 @@
         <v:path o:extrusionok="f" gradientshapeok="t" o:connecttype="rect"/>
         <o:lock v:ext="edit" aspectratio="t"/>
       </v:shapetype>
-      <v:shape id="_x0000_i1030" type="#_x0000_t75" style="width:11.4pt;height:11.4pt" o:bullet="t">
+      <v:shape id="_x0000_i1027" type="#_x0000_t75" style="width:11.4pt;height:11.4pt" o:bullet="t">
         <v:imagedata r:id="rId1" o:title="msoE1C5"/>
       </v:shape>
     </w:pict>
